--- a/backend-exhibits/sharefile-to-google-sharedrive-advanced-plan-included.docx
+++ b/backend-exhibits/sharefile-to-google-sharedrive-advanced-plan-included.docx
@@ -16,6 +16,7 @@
         <w:tblCellMar>
           <w:top w:w="106" w:type="dxa"/>
           <w:left w:w="62" w:type="dxa"/>
+          <w:bottom w:w="0" w:type="dxa"/>
           <w:right w:w="14" w:type="dxa"/>
         </w:tblCellMar>
         <w:tblLook w:val="04A0" w:firstRow="1" w:lastRow="0" w:firstColumn="1" w:lastColumn="0" w:noHBand="0" w:noVBand="1"/>
@@ -42,19 +43,15 @@
           </w:tcPr>
           <w:p>
             <w:pPr>
+              <w:spacing w:after="0"/>
               <w:ind w:right="48"/>
               <w:jc w:val="center"/>
-              <w:rPr>
-                <w:sz w:val="21"/>
-                <w:szCs w:val="21"/>
-              </w:rPr>
             </w:pPr>
             <w:r>
               <w:rPr>
                 <w:rFonts w:ascii="Arial" w:eastAsia="Arial" w:hAnsi="Arial" w:cs="Arial"/>
                 <w:b/>
                 <w:sz w:val="21"/>
-                <w:szCs w:val="21"/>
               </w:rPr>
               <w:t>INCLUDED IN SHAREFILE TO GOOGLE SHARED DRIVE MIGRATION FEATURES</w:t>
             </w:r>
@@ -77,18 +74,14 @@
           </w:tcPr>
           <w:p>
             <w:pPr>
+              <w:spacing w:after="0"/>
               <w:ind w:left="4"/>
-              <w:rPr>
-                <w:sz w:val="21"/>
-                <w:szCs w:val="21"/>
-              </w:rPr>
             </w:pPr>
             <w:r>
               <w:rPr>
                 <w:rFonts w:ascii="Arial" w:eastAsia="Arial" w:hAnsi="Arial" w:cs="Arial"/>
                 <w:b/>
-                <w:sz w:val="21"/>
-                <w:szCs w:val="21"/>
+                <w:sz w:val="19"/>
               </w:rPr>
               <w:t>Preserving File/Folder structure</w:t>
             </w:r>
@@ -106,17 +99,13 @@
           </w:tcPr>
           <w:p>
             <w:pPr>
-              <w:rPr>
-                <w:sz w:val="21"/>
-                <w:szCs w:val="21"/>
-              </w:rPr>
+              <w:spacing w:after="0"/>
             </w:pPr>
             <w:proofErr w:type="spellStart"/>
             <w:r>
               <w:rPr>
                 <w:rFonts w:ascii="Arial" w:eastAsia="Arial" w:hAnsi="Arial" w:cs="Arial"/>
-                <w:sz w:val="21"/>
-                <w:szCs w:val="21"/>
+                <w:sz w:val="19"/>
               </w:rPr>
               <w:t>CloudFuze</w:t>
             </w:r>
@@ -124,8 +113,7 @@
             <w:r>
               <w:rPr>
                 <w:rFonts w:ascii="Arial" w:eastAsia="Arial" w:hAnsi="Arial" w:cs="Arial"/>
-                <w:sz w:val="21"/>
-                <w:szCs w:val="21"/>
+                <w:sz w:val="19"/>
               </w:rPr>
               <w:t xml:space="preserve"> ensures the seamless migration of the data from the source cloud to destination, preserving the accuracy and integrity of the data structure.</w:t>
             </w:r>
@@ -148,18 +136,14 @@
           </w:tcPr>
           <w:p>
             <w:pPr>
+              <w:spacing w:after="0"/>
               <w:ind w:left="4"/>
-              <w:rPr>
-                <w:sz w:val="21"/>
-                <w:szCs w:val="21"/>
-              </w:rPr>
             </w:pPr>
             <w:r>
               <w:rPr>
                 <w:rFonts w:ascii="Arial" w:eastAsia="Arial" w:hAnsi="Arial" w:cs="Arial"/>
                 <w:b/>
-                <w:sz w:val="21"/>
-                <w:szCs w:val="21"/>
+                <w:sz w:val="19"/>
               </w:rPr>
               <w:t>Onetime</w:t>
             </w:r>
@@ -178,16 +162,12 @@
           </w:tcPr>
           <w:p>
             <w:pPr>
-              <w:rPr>
-                <w:sz w:val="21"/>
-                <w:szCs w:val="21"/>
-              </w:rPr>
-            </w:pPr>
-            <w:r>
-              <w:rPr>
-                <w:rFonts w:ascii="Arial" w:eastAsia="Arial" w:hAnsi="Arial" w:cs="Arial"/>
-                <w:sz w:val="21"/>
-                <w:szCs w:val="21"/>
+              <w:spacing w:after="0"/>
+            </w:pPr>
+            <w:r>
+              <w:rPr>
+                <w:rFonts w:ascii="Arial" w:eastAsia="Arial" w:hAnsi="Arial" w:cs="Arial"/>
+                <w:sz w:val="19"/>
               </w:rPr>
               <w:t>The initial data migration from source to destination is considered as One-time migration.</w:t>
             </w:r>
@@ -210,18 +190,14 @@
           </w:tcPr>
           <w:p>
             <w:pPr>
+              <w:spacing w:after="0"/>
               <w:ind w:left="4"/>
-              <w:rPr>
-                <w:sz w:val="21"/>
-                <w:szCs w:val="21"/>
-              </w:rPr>
             </w:pPr>
             <w:r>
               <w:rPr>
                 <w:rFonts w:ascii="Arial" w:eastAsia="Arial" w:hAnsi="Arial" w:cs="Arial"/>
                 <w:b/>
-                <w:sz w:val="21"/>
-                <w:szCs w:val="21"/>
+                <w:sz w:val="19"/>
               </w:rPr>
               <w:t>Delta</w:t>
             </w:r>
@@ -239,16 +215,12 @@
           </w:tcPr>
           <w:p>
             <w:pPr>
-              <w:rPr>
-                <w:sz w:val="21"/>
-                <w:szCs w:val="21"/>
-              </w:rPr>
-            </w:pPr>
-            <w:r>
-              <w:rPr>
-                <w:rFonts w:ascii="Arial" w:eastAsia="Arial" w:hAnsi="Arial" w:cs="Arial"/>
-                <w:sz w:val="21"/>
-                <w:szCs w:val="21"/>
+              <w:spacing w:after="0"/>
+            </w:pPr>
+            <w:r>
+              <w:rPr>
+                <w:rFonts w:ascii="Arial" w:eastAsia="Arial" w:hAnsi="Arial" w:cs="Arial"/>
+                <w:sz w:val="19"/>
               </w:rPr>
               <w:t>Migration of incremental changes made in source during the onetime migration.</w:t>
             </w:r>
@@ -271,18 +243,14 @@
           </w:tcPr>
           <w:p>
             <w:pPr>
+              <w:spacing w:after="0"/>
               <w:ind w:left="4"/>
-              <w:rPr>
-                <w:sz w:val="21"/>
-                <w:szCs w:val="21"/>
-              </w:rPr>
             </w:pPr>
             <w:r>
               <w:rPr>
                 <w:rFonts w:ascii="Arial" w:eastAsia="Arial" w:hAnsi="Arial" w:cs="Arial"/>
                 <w:b/>
-                <w:sz w:val="21"/>
-                <w:szCs w:val="21"/>
+                <w:sz w:val="19"/>
               </w:rPr>
               <w:t>Root Folder Permissions</w:t>
             </w:r>
@@ -300,17 +268,13 @@
           </w:tcPr>
           <w:p>
             <w:pPr>
-              <w:rPr>
-                <w:sz w:val="21"/>
-                <w:szCs w:val="21"/>
-              </w:rPr>
+              <w:spacing w:after="0"/>
             </w:pPr>
             <w:proofErr w:type="spellStart"/>
             <w:r>
               <w:rPr>
                 <w:rFonts w:ascii="Arial" w:eastAsia="Arial" w:hAnsi="Arial" w:cs="Arial"/>
-                <w:sz w:val="21"/>
-                <w:szCs w:val="21"/>
+                <w:sz w:val="19"/>
               </w:rPr>
               <w:t>CloudFuze</w:t>
             </w:r>
@@ -318,8 +282,7 @@
             <w:r>
               <w:rPr>
                 <w:rFonts w:ascii="Arial" w:eastAsia="Arial" w:hAnsi="Arial" w:cs="Arial"/>
-                <w:sz w:val="21"/>
-                <w:szCs w:val="21"/>
+                <w:sz w:val="19"/>
               </w:rPr>
               <w:t xml:space="preserve"> preserves all root folder permissions along with access levels.</w:t>
             </w:r>
@@ -342,18 +305,14 @@
           </w:tcPr>
           <w:p>
             <w:pPr>
+              <w:spacing w:after="0"/>
               <w:ind w:left="4"/>
-              <w:rPr>
-                <w:sz w:val="21"/>
-                <w:szCs w:val="21"/>
-              </w:rPr>
             </w:pPr>
             <w:r>
               <w:rPr>
                 <w:rFonts w:ascii="Arial" w:eastAsia="Arial" w:hAnsi="Arial" w:cs="Arial"/>
                 <w:b/>
-                <w:sz w:val="21"/>
-                <w:szCs w:val="21"/>
+                <w:sz w:val="19"/>
               </w:rPr>
               <w:t>Metadata</w:t>
             </w:r>
@@ -372,16 +331,12 @@
           </w:tcPr>
           <w:p>
             <w:pPr>
-              <w:rPr>
-                <w:sz w:val="21"/>
-                <w:szCs w:val="21"/>
-              </w:rPr>
-            </w:pPr>
-            <w:r>
-              <w:rPr>
-                <w:rFonts w:ascii="Arial" w:eastAsia="Arial" w:hAnsi="Arial" w:cs="Arial"/>
-                <w:sz w:val="21"/>
-                <w:szCs w:val="21"/>
+              <w:spacing w:after="0"/>
+            </w:pPr>
+            <w:r>
+              <w:rPr>
+                <w:rFonts w:ascii="Arial" w:eastAsia="Arial" w:hAnsi="Arial" w:cs="Arial"/>
+                <w:sz w:val="19"/>
               </w:rPr>
               <w:t>Maintaining the original timestamps, including creation and modification dates and times, when transferring data to the destination cloud.</w:t>
             </w:r>
@@ -404,18 +359,14 @@
           </w:tcPr>
           <w:p>
             <w:pPr>
+              <w:spacing w:after="0"/>
               <w:ind w:left="4"/>
-              <w:rPr>
-                <w:sz w:val="21"/>
-                <w:szCs w:val="21"/>
-              </w:rPr>
             </w:pPr>
             <w:r>
               <w:rPr>
                 <w:rFonts w:ascii="Arial" w:eastAsia="Arial" w:hAnsi="Arial" w:cs="Arial"/>
                 <w:b/>
-                <w:sz w:val="21"/>
-                <w:szCs w:val="21"/>
+                <w:sz w:val="19"/>
               </w:rPr>
               <w:t>Version History</w:t>
             </w:r>
@@ -433,16 +384,12 @@
           </w:tcPr>
           <w:p>
             <w:pPr>
-              <w:rPr>
-                <w:sz w:val="21"/>
-                <w:szCs w:val="21"/>
-              </w:rPr>
-            </w:pPr>
-            <w:r>
-              <w:rPr>
-                <w:rFonts w:ascii="Arial" w:eastAsia="Arial" w:hAnsi="Arial" w:cs="Arial"/>
-                <w:sz w:val="21"/>
-                <w:szCs w:val="21"/>
+              <w:spacing w:after="0"/>
+            </w:pPr>
+            <w:r>
+              <w:rPr>
+                <w:rFonts w:ascii="Arial" w:eastAsia="Arial" w:hAnsi="Arial" w:cs="Arial"/>
+                <w:sz w:val="19"/>
               </w:rPr>
               <w:t>Migration of all file versions from source to destination.</w:t>
             </w:r>
@@ -465,18 +412,14 @@
           </w:tcPr>
           <w:p>
             <w:pPr>
+              <w:spacing w:after="0"/>
               <w:ind w:left="4"/>
-              <w:rPr>
-                <w:sz w:val="21"/>
-                <w:szCs w:val="21"/>
-              </w:rPr>
             </w:pPr>
             <w:r>
               <w:rPr>
                 <w:rFonts w:ascii="Arial" w:eastAsia="Arial" w:hAnsi="Arial" w:cs="Arial"/>
                 <w:b/>
-                <w:sz w:val="21"/>
-                <w:szCs w:val="21"/>
+                <w:sz w:val="19"/>
               </w:rPr>
               <w:t>Special Characters Replacement</w:t>
             </w:r>
@@ -495,16 +438,12 @@
           </w:tcPr>
           <w:p>
             <w:pPr>
-              <w:rPr>
-                <w:sz w:val="21"/>
-                <w:szCs w:val="21"/>
-              </w:rPr>
-            </w:pPr>
-            <w:r>
-              <w:rPr>
-                <w:rFonts w:ascii="Arial" w:eastAsia="Arial" w:hAnsi="Arial" w:cs="Arial"/>
-                <w:sz w:val="21"/>
-                <w:szCs w:val="21"/>
+              <w:spacing w:after="0"/>
+            </w:pPr>
+            <w:r>
+              <w:rPr>
+                <w:rFonts w:ascii="Arial" w:eastAsia="Arial" w:hAnsi="Arial" w:cs="Arial"/>
+                <w:sz w:val="19"/>
               </w:rPr>
               <w:t>Special characters not supported by the destination cloud will be automatically replaced with underscores (_) or hyphens (-). This ensures that the integrity of the data is maintained during the migration process.</w:t>
             </w:r>
@@ -527,18 +466,14 @@
           </w:tcPr>
           <w:p>
             <w:pPr>
+              <w:spacing w:after="0"/>
               <w:ind w:left="4"/>
-              <w:rPr>
-                <w:sz w:val="21"/>
-                <w:szCs w:val="21"/>
-              </w:rPr>
             </w:pPr>
             <w:r>
               <w:rPr>
                 <w:rFonts w:ascii="Arial" w:eastAsia="Arial" w:hAnsi="Arial" w:cs="Arial"/>
                 <w:b/>
-                <w:sz w:val="21"/>
-                <w:szCs w:val="21"/>
+                <w:sz w:val="19"/>
               </w:rPr>
               <w:t>Long-File/folder path</w:t>
             </w:r>
@@ -556,16 +491,12 @@
           </w:tcPr>
           <w:p>
             <w:pPr>
-              <w:rPr>
-                <w:sz w:val="21"/>
-                <w:szCs w:val="21"/>
-              </w:rPr>
-            </w:pPr>
-            <w:r>
-              <w:rPr>
-                <w:rFonts w:ascii="Arial" w:eastAsia="Arial" w:hAnsi="Arial" w:cs="Arial"/>
-                <w:sz w:val="21"/>
-                <w:szCs w:val="21"/>
+              <w:spacing w:after="0"/>
+            </w:pPr>
+            <w:r>
+              <w:rPr>
+                <w:rFonts w:ascii="Arial" w:eastAsia="Arial" w:hAnsi="Arial" w:cs="Arial"/>
+                <w:sz w:val="19"/>
               </w:rPr>
               <w:t>If the destination cloud has a long folder path limitation, the system automatically adjusts the destination's path as per the limitation.</w:t>
             </w:r>
@@ -588,18 +519,14 @@
           </w:tcPr>
           <w:p>
             <w:pPr>
+              <w:spacing w:after="0"/>
               <w:ind w:left="4"/>
-              <w:rPr>
-                <w:sz w:val="21"/>
-                <w:szCs w:val="21"/>
-              </w:rPr>
             </w:pPr>
             <w:r>
               <w:rPr>
                 <w:rFonts w:ascii="Arial" w:eastAsia="Arial" w:hAnsi="Arial" w:cs="Arial"/>
                 <w:b/>
-                <w:sz w:val="21"/>
-                <w:szCs w:val="21"/>
+                <w:sz w:val="19"/>
               </w:rPr>
               <w:t>Auto-Retry</w:t>
             </w:r>
@@ -618,16 +545,12 @@
           </w:tcPr>
           <w:p>
             <w:pPr>
-              <w:rPr>
-                <w:sz w:val="21"/>
-                <w:szCs w:val="21"/>
-              </w:rPr>
-            </w:pPr>
-            <w:r>
-              <w:rPr>
-                <w:rFonts w:ascii="Arial" w:eastAsia="Arial" w:hAnsi="Arial" w:cs="Arial"/>
-                <w:sz w:val="21"/>
-                <w:szCs w:val="21"/>
+              <w:spacing w:after="0"/>
+            </w:pPr>
+            <w:r>
+              <w:rPr>
+                <w:rFonts w:ascii="Arial" w:eastAsia="Arial" w:hAnsi="Arial" w:cs="Arial"/>
+                <w:sz w:val="19"/>
               </w:rPr>
               <w:t>The system will automatically prevent the generation of email notifications for collaborations on folders/files originating from the destination cloud.</w:t>
             </w:r>

--- a/backend-exhibits/sharefile-to-google-sharedrive-advanced-plan-included.docx
+++ b/backend-exhibits/sharefile-to-google-sharedrive-advanced-plan-included.docx
@@ -51,7 +51,7 @@
             </w:pPr>
             <w:r>
               <w:rPr>
-                <w:rFonts w:ascii="Arial" w:eastAsia="Arial" w:hAnsi="Arial" w:cs="Arial"/>
+                <w:rFonts w:ascii="Arial" w:hAnsi="Arial" w:cs="Arial" w:eastAsia="Arial"/>
                 <w:b/>
                 <w:sz w:val="21"/>
                 <w:szCs w:val="21"/>
@@ -85,7 +85,7 @@
             </w:pPr>
             <w:r>
               <w:rPr>
-                <w:rFonts w:ascii="Arial" w:eastAsia="Arial" w:hAnsi="Arial" w:cs="Arial"/>
+                <w:rFonts w:ascii="Arial" w:hAnsi="Arial" w:cs="Arial" w:eastAsia="Arial"/>
                 <w:b/>
                 <w:sz w:val="21"/>
                 <w:szCs w:val="21"/>
@@ -114,7 +114,7 @@
             <w:proofErr w:type="spellStart"/>
             <w:r>
               <w:rPr>
-                <w:rFonts w:ascii="Arial" w:eastAsia="Arial" w:hAnsi="Arial" w:cs="Arial"/>
+                <w:rFonts w:ascii="Arial" w:hAnsi="Arial" w:cs="Arial" w:eastAsia="Arial"/>
                 <w:sz w:val="21"/>
                 <w:szCs w:val="21"/>
               </w:rPr>
@@ -123,7 +123,7 @@
             <w:proofErr w:type="spellEnd"/>
             <w:r>
               <w:rPr>
-                <w:rFonts w:ascii="Arial" w:eastAsia="Arial" w:hAnsi="Arial" w:cs="Arial"/>
+                <w:rFonts w:ascii="Arial" w:hAnsi="Arial" w:cs="Arial" w:eastAsia="Arial"/>
                 <w:sz w:val="21"/>
                 <w:szCs w:val="21"/>
               </w:rPr>
@@ -156,7 +156,7 @@
             </w:pPr>
             <w:r>
               <w:rPr>
-                <w:rFonts w:ascii="Arial" w:eastAsia="Arial" w:hAnsi="Arial" w:cs="Arial"/>
+                <w:rFonts w:ascii="Arial" w:hAnsi="Arial" w:cs="Arial" w:eastAsia="Arial"/>
                 <w:b/>
                 <w:sz w:val="21"/>
                 <w:szCs w:val="21"/>
@@ -185,7 +185,7 @@
             </w:pPr>
             <w:r>
               <w:rPr>
-                <w:rFonts w:ascii="Arial" w:eastAsia="Arial" w:hAnsi="Arial" w:cs="Arial"/>
+                <w:rFonts w:ascii="Arial" w:hAnsi="Arial" w:cs="Arial" w:eastAsia="Arial"/>
                 <w:sz w:val="21"/>
                 <w:szCs w:val="21"/>
               </w:rPr>
@@ -218,7 +218,7 @@
             </w:pPr>
             <w:r>
               <w:rPr>
-                <w:rFonts w:ascii="Arial" w:eastAsia="Arial" w:hAnsi="Arial" w:cs="Arial"/>
+                <w:rFonts w:ascii="Arial" w:hAnsi="Arial" w:cs="Arial" w:eastAsia="Arial"/>
                 <w:b/>
                 <w:sz w:val="21"/>
                 <w:szCs w:val="21"/>
@@ -246,7 +246,7 @@
             </w:pPr>
             <w:r>
               <w:rPr>
-                <w:rFonts w:ascii="Arial" w:eastAsia="Arial" w:hAnsi="Arial" w:cs="Arial"/>
+                <w:rFonts w:ascii="Arial" w:hAnsi="Arial" w:cs="Arial" w:eastAsia="Arial"/>
                 <w:sz w:val="21"/>
                 <w:szCs w:val="21"/>
               </w:rPr>
@@ -279,7 +279,7 @@
             </w:pPr>
             <w:r>
               <w:rPr>
-                <w:rFonts w:ascii="Arial" w:eastAsia="Arial" w:hAnsi="Arial" w:cs="Arial"/>
+                <w:rFonts w:ascii="Arial" w:hAnsi="Arial" w:cs="Arial" w:eastAsia="Arial"/>
                 <w:b/>
                 <w:sz w:val="21"/>
                 <w:szCs w:val="21"/>
@@ -308,7 +308,7 @@
             <w:proofErr w:type="spellStart"/>
             <w:r>
               <w:rPr>
-                <w:rFonts w:ascii="Arial" w:eastAsia="Arial" w:hAnsi="Arial" w:cs="Arial"/>
+                <w:rFonts w:ascii="Arial" w:hAnsi="Arial" w:cs="Arial" w:eastAsia="Arial"/>
                 <w:sz w:val="21"/>
                 <w:szCs w:val="21"/>
               </w:rPr>
@@ -317,7 +317,7 @@
             <w:proofErr w:type="spellEnd"/>
             <w:r>
               <w:rPr>
-                <w:rFonts w:ascii="Arial" w:eastAsia="Arial" w:hAnsi="Arial" w:cs="Arial"/>
+                <w:rFonts w:ascii="Arial" w:hAnsi="Arial" w:cs="Arial" w:eastAsia="Arial"/>
                 <w:sz w:val="21"/>
                 <w:szCs w:val="21"/>
               </w:rPr>
@@ -350,7 +350,7 @@
             </w:pPr>
             <w:r>
               <w:rPr>
-                <w:rFonts w:ascii="Arial" w:eastAsia="Arial" w:hAnsi="Arial" w:cs="Arial"/>
+                <w:rFonts w:ascii="Arial" w:hAnsi="Arial" w:cs="Arial" w:eastAsia="Arial"/>
                 <w:b/>
                 <w:sz w:val="21"/>
                 <w:szCs w:val="21"/>
@@ -379,7 +379,7 @@
             </w:pPr>
             <w:r>
               <w:rPr>
-                <w:rFonts w:ascii="Arial" w:eastAsia="Arial" w:hAnsi="Arial" w:cs="Arial"/>
+                <w:rFonts w:ascii="Arial" w:hAnsi="Arial" w:cs="Arial" w:eastAsia="Arial"/>
                 <w:sz w:val="21"/>
                 <w:szCs w:val="21"/>
               </w:rPr>
@@ -412,7 +412,7 @@
             </w:pPr>
             <w:r>
               <w:rPr>
-                <w:rFonts w:ascii="Arial" w:eastAsia="Arial" w:hAnsi="Arial" w:cs="Arial"/>
+                <w:rFonts w:ascii="Arial" w:hAnsi="Arial" w:cs="Arial" w:eastAsia="Arial"/>
                 <w:b/>
                 <w:sz w:val="21"/>
                 <w:szCs w:val="21"/>
@@ -440,7 +440,7 @@
             </w:pPr>
             <w:r>
               <w:rPr>
-                <w:rFonts w:ascii="Arial" w:eastAsia="Arial" w:hAnsi="Arial" w:cs="Arial"/>
+                <w:rFonts w:ascii="Arial" w:hAnsi="Arial" w:cs="Arial" w:eastAsia="Arial"/>
                 <w:sz w:val="21"/>
                 <w:szCs w:val="21"/>
               </w:rPr>
@@ -473,7 +473,7 @@
             </w:pPr>
             <w:r>
               <w:rPr>
-                <w:rFonts w:ascii="Arial" w:eastAsia="Arial" w:hAnsi="Arial" w:cs="Arial"/>
+                <w:rFonts w:ascii="Arial" w:hAnsi="Arial" w:cs="Arial" w:eastAsia="Arial"/>
                 <w:b/>
                 <w:sz w:val="21"/>
                 <w:szCs w:val="21"/>
@@ -502,7 +502,7 @@
             </w:pPr>
             <w:r>
               <w:rPr>
-                <w:rFonts w:ascii="Arial" w:eastAsia="Arial" w:hAnsi="Arial" w:cs="Arial"/>
+                <w:rFonts w:ascii="Arial" w:hAnsi="Arial" w:cs="Arial" w:eastAsia="Arial"/>
                 <w:sz w:val="21"/>
                 <w:szCs w:val="21"/>
               </w:rPr>
@@ -535,7 +535,7 @@
             </w:pPr>
             <w:r>
               <w:rPr>
-                <w:rFonts w:ascii="Arial" w:eastAsia="Arial" w:hAnsi="Arial" w:cs="Arial"/>
+                <w:rFonts w:ascii="Arial" w:hAnsi="Arial" w:cs="Arial" w:eastAsia="Arial"/>
                 <w:b/>
                 <w:sz w:val="21"/>
                 <w:szCs w:val="21"/>
@@ -563,7 +563,7 @@
             </w:pPr>
             <w:r>
               <w:rPr>
-                <w:rFonts w:ascii="Arial" w:eastAsia="Arial" w:hAnsi="Arial" w:cs="Arial"/>
+                <w:rFonts w:ascii="Arial" w:hAnsi="Arial" w:cs="Arial" w:eastAsia="Arial"/>
                 <w:sz w:val="21"/>
                 <w:szCs w:val="21"/>
               </w:rPr>
@@ -596,7 +596,7 @@
             </w:pPr>
             <w:r>
               <w:rPr>
-                <w:rFonts w:ascii="Arial" w:eastAsia="Arial" w:hAnsi="Arial" w:cs="Arial"/>
+                <w:rFonts w:ascii="Arial" w:hAnsi="Arial" w:cs="Arial" w:eastAsia="Arial"/>
                 <w:b/>
                 <w:sz w:val="21"/>
                 <w:szCs w:val="21"/>
@@ -625,7 +625,7 @@
             </w:pPr>
             <w:r>
               <w:rPr>
-                <w:rFonts w:ascii="Arial" w:eastAsia="Arial" w:hAnsi="Arial" w:cs="Arial"/>
+                <w:rFonts w:ascii="Arial" w:hAnsi="Arial" w:cs="Arial" w:eastAsia="Arial"/>
                 <w:sz w:val="21"/>
                 <w:szCs w:val="21"/>
               </w:rPr>
@@ -650,10 +650,10 @@
   <w:docDefaults>
     <w:rPrDefault>
       <w:rPr>
-        <w:rFonts w:asciiTheme="minorHAnsi" w:eastAsiaTheme="minorEastAsia" w:hAnsiTheme="minorHAnsi" w:cstheme="minorBidi"/>
+        <w:rFonts w:ascii="Arial" w:hAnsi="Arial" w:cs="Arial" w:eastAsia="Arial"/>
         <w:kern w:val="2"/>
-        <w:sz w:val="24"/>
-        <w:szCs w:val="24"/>
+        <w:sz w:val="21"/>
+        <w:szCs w:val="21"/>
         <w:lang w:val="en-IN" w:eastAsia="en-IN" w:bidi="ar-SA"/>
         <w14:ligatures w14:val="standardContextual"/>
       </w:rPr>
@@ -1049,9 +1049,9 @@
       <w:spacing w:line="259" w:lineRule="auto"/>
     </w:pPr>
     <w:rPr>
-      <w:rFonts w:ascii="Calibri" w:eastAsia="Calibri" w:hAnsi="Calibri" w:cs="Calibri"/>
+      <w:rFonts w:ascii="Arial" w:hAnsi="Arial" w:cs="Arial" w:eastAsia="Arial"/>
       <w:color w:val="000000"/>
-      <w:sz w:val="22"/>
+      <w:sz w:val="21"/>
     </w:rPr>
   </w:style>
   <w:style w:type="character" w:default="1" w:styleId="DefaultParagraphFont">
